--- a/docs/easyuphill/EasyUphill-COO-Programme.docx
+++ b/docs/easyuphill/EasyUphill-COO-Programme.docx
@@ -2255,6 +2255,108 @@
       <w:szCs w:val="20"/>
     </w:rPr>
   </w:style>
+  <w:style w:type="paragraph" w:styleId="InvoiceTitle">
+    <w:name w:val="EU Invoice Title"/>
+    <w:basedOn w:val="Normal"/>
+    <w:next w:val="Normal"/>
+    <w:pPr>
+      <w:spacing w:after="0" w:before="0"/>
+      <w:jc w:val="right"/>
+    </w:pPr>
+    <w:rPr>
+      <w:rFonts w:ascii="Calibri" w:cs="Calibri" w:eastAsia="Calibri" w:hAnsi="Calibri"/>
+      <w:b/>
+      <w:bCs/>
+      <w:color w:val="FFFFFF"/>
+      <w:spacing w:val="40"/>
+      <w:sz w:val="44"/>
+      <w:szCs w:val="44"/>
+    </w:rPr>
+  </w:style>
+  <w:style w:type="paragraph" w:styleId="BlockLabel">
+    <w:name w:val="EU Block Label"/>
+    <w:basedOn w:val="Normal"/>
+    <w:next w:val="Normal"/>
+    <w:qFormat/>
+    <w:pPr>
+      <w:spacing w:after="60" w:before="0"/>
+    </w:pPr>
+    <w:rPr>
+      <w:rFonts w:ascii="Calibri" w:cs="Calibri" w:eastAsia="Calibri" w:hAnsi="Calibri"/>
+      <w:b/>
+      <w:bCs/>
+      <w:caps/>
+      <w:color w:val="A31621"/>
+      <w:spacing w:val="40"/>
+      <w:sz w:val="16"/>
+      <w:szCs w:val="16"/>
+    </w:rPr>
+  </w:style>
+  <w:style w:type="paragraph" w:styleId="BlockText">
+    <w:name w:val="EU Block Text"/>
+    <w:basedOn w:val="Normal"/>
+    <w:next w:val="BlockText"/>
+    <w:qFormat/>
+    <w:pPr>
+      <w:spacing w:after="20" w:before="0"/>
+    </w:pPr>
+    <w:rPr>
+      <w:rFonts w:ascii="Calibri" w:cs="Calibri" w:eastAsia="Calibri" w:hAnsi="Calibri"/>
+      <w:color w:val="141A22"/>
+      <w:sz w:val="18"/>
+      <w:szCs w:val="18"/>
+    </w:rPr>
+  </w:style>
+  <w:style w:type="paragraph" w:styleId="BlockName">
+    <w:name w:val="EU Block Name"/>
+    <w:basedOn w:val="Normal"/>
+    <w:next w:val="BlockText"/>
+    <w:qFormat/>
+    <w:pPr>
+      <w:spacing w:after="40" w:before="0"/>
+    </w:pPr>
+    <w:rPr>
+      <w:rFonts w:ascii="Calibri" w:cs="Calibri" w:eastAsia="Calibri" w:hAnsi="Calibri"/>
+      <w:b/>
+      <w:bCs/>
+      <w:color w:val="0C2C5A"/>
+      <w:sz w:val="21"/>
+      <w:szCs w:val="21"/>
+    </w:rPr>
+  </w:style>
+  <w:style w:type="paragraph" w:styleId="Money">
+    <w:name w:val="EU Money"/>
+    <w:basedOn w:val="Normal"/>
+    <w:next w:val="Normal"/>
+    <w:qFormat/>
+    <w:pPr>
+      <w:spacing w:after="50" w:before="50"/>
+      <w:jc w:val="right"/>
+    </w:pPr>
+    <w:rPr>
+      <w:rFonts w:ascii="Calibri" w:cs="Calibri" w:eastAsia="Calibri" w:hAnsi="Calibri"/>
+      <w:color w:val="141A22"/>
+      <w:sz w:val="19"/>
+      <w:szCs w:val="19"/>
+    </w:rPr>
+  </w:style>
+  <w:style w:type="paragraph" w:styleId="GrandTotal">
+    <w:name w:val="EU Grand Total"/>
+    <w:basedOn w:val="Normal"/>
+    <w:next w:val="Normal"/>
+    <w:pPr>
+      <w:spacing w:after="70" w:before="70"/>
+      <w:jc w:val="right"/>
+    </w:pPr>
+    <w:rPr>
+      <w:rFonts w:ascii="Calibri" w:cs="Calibri" w:eastAsia="Calibri" w:hAnsi="Calibri"/>
+      <w:b/>
+      <w:bCs/>
+      <w:color w:val="FFFFFF"/>
+      <w:sz w:val="23"/>
+      <w:szCs w:val="23"/>
+    </w:rPr>
+  </w:style>
   <w:style w:type="paragraph" w:styleId="BrandFooter">
     <w:name w:val="EU Brand Footer"/>
     <w:basedOn w:val="Normal"/>

--- a/docs/easyuphill/EasyUphill-COO-Programme.docx
+++ b/docs/easyuphill/EasyUphill-COO-Programme.docx
@@ -39,10 +39,10 @@
         </w:tblBorders>
       </w:tblPr>
       <w:tblGrid>
-        <w:gridCol w:w="2616"/>
-        <w:gridCol w:w="2616"/>
-        <w:gridCol w:w="2616"/>
-        <w:gridCol w:w="2618"/>
+        <w:gridCol w:w="2300"/>
+        <w:gridCol w:w="3100"/>
+        <w:gridCol w:w="2100"/>
+        <w:gridCol w:w="2966"/>
       </w:tblGrid>
       <w:tr>
         <w:trPr>
@@ -50,7 +50,7 @@
         </w:trPr>
         <w:tc>
           <w:tcPr>
-            <w:tcW w:type="dxa" w:w="2616"/>
+            <w:tcW w:type="dxa" w:w="2300"/>
             <w:tcBorders>
               <w:top w:val="none" w:color="FFFFFF" w:sz="0"/>
               <w:left w:val="single" w:color="FFFFFF" w:sz="8"/>
@@ -77,7 +77,7 @@
         </w:tc>
         <w:tc>
           <w:tcPr>
-            <w:tcW w:type="dxa" w:w="2616"/>
+            <w:tcW w:type="dxa" w:w="3100"/>
             <w:tcBorders>
               <w:top w:val="none" w:color="FFFFFF" w:sz="0"/>
               <w:left w:val="single" w:color="FFFFFF" w:sz="8"/>
@@ -104,7 +104,7 @@
         </w:tc>
         <w:tc>
           <w:tcPr>
-            <w:tcW w:type="dxa" w:w="2616"/>
+            <w:tcW w:type="dxa" w:w="2100"/>
             <w:tcBorders>
               <w:top w:val="none" w:color="FFFFFF" w:sz="0"/>
               <w:left w:val="single" w:color="FFFFFF" w:sz="8"/>
@@ -131,7 +131,7 @@
         </w:tc>
         <w:tc>
           <w:tcPr>
-            <w:tcW w:type="dxa" w:w="2618"/>
+            <w:tcW w:type="dxa" w:w="2966"/>
             <w:tcBorders>
               <w:top w:val="none" w:color="FFFFFF" w:sz="0"/>
               <w:left w:val="single" w:color="FFFFFF" w:sz="8"/>
@@ -160,7 +160,7 @@
       <w:tr>
         <w:tc>
           <w:tcPr>
-            <w:tcW w:type="dxa" w:w="2616"/>
+            <w:tcW w:type="dxa" w:w="2300"/>
             <w:tcBorders>
               <w:top w:val="none" w:color="FFFFFF" w:sz="0"/>
               <w:left w:val="single" w:color="FFFFFF" w:sz="8"/>
@@ -192,7 +192,7 @@
         </w:tc>
         <w:tc>
           <w:tcPr>
-            <w:tcW w:type="dxa" w:w="2616"/>
+            <w:tcW w:type="dxa" w:w="3100"/>
             <w:tcBorders>
               <w:top w:val="none" w:color="FFFFFF" w:sz="0"/>
               <w:left w:val="single" w:color="FFFFFF" w:sz="8"/>
@@ -218,13 +218,13 @@
                 <w:bCs/>
                 <w:color w:val="0C2C5A"/>
               </w:rPr>
-              <w:t xml:space="preserve">2 to 4 September</w:t>
+              <w:t xml:space="preserve">2 – 4 September 2026</w:t>
             </w:r>
           </w:p>
         </w:tc>
         <w:tc>
           <w:tcPr>
-            <w:tcW w:type="dxa" w:w="2616"/>
+            <w:tcW w:type="dxa" w:w="2100"/>
             <w:tcBorders>
               <w:top w:val="none" w:color="FFFFFF" w:sz="0"/>
               <w:left w:val="single" w:color="FFFFFF" w:sz="8"/>
@@ -256,7 +256,7 @@
         </w:tc>
         <w:tc>
           <w:tcPr>
-            <w:tcW w:type="dxa" w:w="2618"/>
+            <w:tcW w:type="dxa" w:w="2966"/>
             <w:tcBorders>
               <w:top w:val="none" w:color="FFFFFF" w:sz="0"/>
               <w:left w:val="single" w:color="FFFFFF" w:sz="8"/>

--- a/docs/easyuphill/EasyUphill-COO-Programme.docx
+++ b/docs/easyuphill/EasyUphill-COO-Programme.docx
@@ -39,18 +39,14 @@
         </w:tblBorders>
       </w:tblPr>
       <w:tblGrid>
-        <w:gridCol w:w="2300"/>
-        <w:gridCol w:w="3100"/>
-        <w:gridCol w:w="2100"/>
-        <w:gridCol w:w="2966"/>
+        <w:gridCol w:w="3400"/>
+        <w:gridCol w:w="2700"/>
+        <w:gridCol w:w="4366"/>
       </w:tblGrid>
       <w:tr>
-        <w:trPr>
-          <w:tblHeader/>
-        </w:trPr>
         <w:tc>
           <w:tcPr>
-            <w:tcW w:type="dxa" w:w="2300"/>
+            <w:tcW w:type="dxa" w:w="3400"/>
             <w:tcBorders>
               <w:top w:val="none" w:color="FFFFFF" w:sz="0"/>
               <w:left w:val="single" w:color="FFFFFF" w:sz="8"/>
@@ -59,25 +55,42 @@
             </w:tcBorders>
             <w:shd w:fill="0C2C5A" w:color="auto" w:val="clear"/>
             <w:tcMar>
-              <w:top w:type="dxa" w:w="80"/>
+              <w:top w:type="dxa" w:w="70"/>
               <w:left w:type="dxa" w:w="140"/>
-              <w:bottom w:type="dxa" w:w="80"/>
+              <w:bottom w:type="dxa" w:w="70"/>
               <w:right w:type="dxa" w:w="140"/>
             </w:tcMar>
             <w:vAlign w:val="center"/>
           </w:tcPr>
           <w:p>
             <w:pPr>
-              <w:pStyle w:val="TableHead"/>
+              <w:pStyle w:val="FieldEntry"/>
+              <w:spacing w:after="0" w:before="0"/>
             </w:pPr>
             <w:r>
-              <w:t xml:space="preserve">Format</w:t>
+              <w:rPr>
+                <w:b/>
+                <w:bCs/>
+                <w:color w:val="9DC0F0"/>
+                <w:spacing w:val="30"/>
+                <w:sz w:val="15"/>
+                <w:szCs w:val="15"/>
+              </w:rPr>
+              <w:t xml:space="preserve">FORMAT   </w:t>
+            </w:r>
+            <w:r>
+              <w:rPr>
+                <w:b/>
+                <w:bCs/>
+                <w:color w:val="FFFFFF"/>
+              </w:rPr>
+              <w:t xml:space="preserve">Virtual / Online</w:t>
             </w:r>
           </w:p>
         </w:tc>
         <w:tc>
           <w:tcPr>
-            <w:tcW w:type="dxa" w:w="3100"/>
+            <w:tcW w:type="dxa" w:w="2700"/>
             <w:tcBorders>
               <w:top w:val="none" w:color="FFFFFF" w:sz="0"/>
               <w:left w:val="single" w:color="FFFFFF" w:sz="8"/>
@@ -86,25 +99,42 @@
             </w:tcBorders>
             <w:shd w:fill="0C2C5A" w:color="auto" w:val="clear"/>
             <w:tcMar>
-              <w:top w:type="dxa" w:w="80"/>
+              <w:top w:type="dxa" w:w="70"/>
               <w:left w:type="dxa" w:w="140"/>
-              <w:bottom w:type="dxa" w:w="80"/>
+              <w:bottom w:type="dxa" w:w="70"/>
               <w:right w:type="dxa" w:w="140"/>
             </w:tcMar>
             <w:vAlign w:val="center"/>
           </w:tcPr>
           <w:p>
             <w:pPr>
-              <w:pStyle w:val="TableHead"/>
+              <w:pStyle w:val="FieldEntry"/>
+              <w:spacing w:after="0" w:before="0"/>
             </w:pPr>
             <w:r>
-              <w:t xml:space="preserve">Dates</w:t>
+              <w:rPr>
+                <w:b/>
+                <w:bCs/>
+                <w:color w:val="9DC0F0"/>
+                <w:spacing w:val="30"/>
+                <w:sz w:val="15"/>
+                <w:szCs w:val="15"/>
+              </w:rPr>
+              <w:t xml:space="preserve">DURATION   </w:t>
+            </w:r>
+            <w:r>
+              <w:rPr>
+                <w:b/>
+                <w:bCs/>
+                <w:color w:val="FFFFFF"/>
+              </w:rPr>
+              <w:t xml:space="preserve">3 Days</w:t>
             </w:r>
           </w:p>
         </w:tc>
         <w:tc>
           <w:tcPr>
-            <w:tcW w:type="dxa" w:w="2100"/>
+            <w:tcW w:type="dxa" w:w="4366"/>
             <w:tcBorders>
               <w:top w:val="none" w:color="FFFFFF" w:sz="0"/>
               <w:left w:val="single" w:color="FFFFFF" w:sz="8"/>
@@ -113,58 +143,75 @@
             </w:tcBorders>
             <w:shd w:fill="0C2C5A" w:color="auto" w:val="clear"/>
             <w:tcMar>
-              <w:top w:type="dxa" w:w="80"/>
+              <w:top w:type="dxa" w:w="70"/>
               <w:left w:type="dxa" w:w="140"/>
-              <w:bottom w:type="dxa" w:w="80"/>
+              <w:bottom w:type="dxa" w:w="70"/>
               <w:right w:type="dxa" w:w="140"/>
             </w:tcMar>
             <w:vAlign w:val="center"/>
           </w:tcPr>
           <w:p>
             <w:pPr>
-              <w:pStyle w:val="TableHead"/>
+              <w:pStyle w:val="FieldEntry"/>
+              <w:spacing w:after="0" w:before="0"/>
             </w:pPr>
             <w:r>
-              <w:t xml:space="preserve">Duration</w:t>
+              <w:rPr>
+                <w:b/>
+                <w:bCs/>
+                <w:color w:val="9DC0F0"/>
+                <w:spacing w:val="30"/>
+                <w:sz w:val="15"/>
+                <w:szCs w:val="15"/>
+              </w:rPr>
+              <w:t xml:space="preserve">CERTIFICATE   </w:t>
             </w:r>
-          </w:p>
-        </w:tc>
-        <w:tc>
-          <w:tcPr>
-            <w:tcW w:type="dxa" w:w="2966"/>
-            <w:tcBorders>
-              <w:top w:val="none" w:color="FFFFFF" w:sz="0"/>
-              <w:left w:val="single" w:color="FFFFFF" w:sz="8"/>
-              <w:bottom w:val="none" w:color="FFFFFF" w:sz="0"/>
-              <w:right w:val="single" w:color="FFFFFF" w:sz="8"/>
-            </w:tcBorders>
-            <w:shd w:fill="0C2C5A" w:color="auto" w:val="clear"/>
-            <w:tcMar>
-              <w:top w:type="dxa" w:w="80"/>
-              <w:left w:type="dxa" w:w="140"/>
-              <w:bottom w:type="dxa" w:w="80"/>
-              <w:right w:type="dxa" w:w="140"/>
-            </w:tcMar>
-            <w:vAlign w:val="center"/>
-          </w:tcPr>
-          <w:p>
-            <w:pPr>
-              <w:pStyle w:val="TableHead"/>
-            </w:pPr>
             <w:r>
-              <w:t xml:space="preserve">Certificate</w:t>
+              <w:rPr>
+                <w:b/>
+                <w:bCs/>
+                <w:color w:val="FFFFFF"/>
+              </w:rPr>
+              <w:t xml:space="preserve">On Completion</w:t>
             </w:r>
           </w:p>
         </w:tc>
       </w:tr>
+    </w:tbl>
+    <w:p>
+      <w:pPr>
+        <w:pStyle w:val="Heading1"/>
+      </w:pPr>
+      <w:r>
+        <w:t xml:space="preserve">2026 Intake Dates</w:t>
+      </w:r>
+    </w:p>
+    <w:tbl>
+      <w:tblPr>
+        <w:tblW w:type="dxa" w:w="10466"/>
+        <w:tblBorders>
+          <w:top w:val="single" w:color="auto" w:sz="4"/>
+          <w:left w:val="single" w:color="auto" w:sz="4"/>
+          <w:bottom w:val="single" w:color="auto" w:sz="4"/>
+          <w:right w:val="single" w:color="auto" w:sz="4"/>
+          <w:insideH w:val="single" w:color="auto" w:sz="4"/>
+          <w:insideV w:val="single" w:color="auto" w:sz="4"/>
+        </w:tblBorders>
+      </w:tblPr>
+      <w:tblGrid>
+        <w:gridCol w:w="2616"/>
+        <w:gridCol w:w="2616"/>
+        <w:gridCol w:w="2616"/>
+        <w:gridCol w:w="2618"/>
+      </w:tblGrid>
       <w:tr>
         <w:tc>
           <w:tcPr>
-            <w:tcW w:type="dxa" w:w="2300"/>
+            <w:tcW w:type="dxa" w:w="2616"/>
             <w:tcBorders>
-              <w:top w:val="none" w:color="FFFFFF" w:sz="0"/>
+              <w:top w:val="single" w:color="FFFFFF" w:sz="8"/>
               <w:left w:val="single" w:color="FFFFFF" w:sz="8"/>
-              <w:bottom w:val="none" w:color="FFFFFF" w:sz="0"/>
+              <w:bottom w:val="single" w:color="FFFFFF" w:sz="8"/>
               <w:right w:val="single" w:color="FFFFFF" w:sz="8"/>
             </w:tcBorders>
             <w:shd w:fill="F3F6FB" w:color="auto" w:val="clear"/>
@@ -179,6 +226,8 @@
           <w:p>
             <w:pPr>
               <w:pStyle w:val="FieldEntry"/>
+              <w:spacing w:after="0" w:before="0"/>
+              <w:jc w:val="center"/>
             </w:pPr>
             <w:r>
               <w:rPr>
@@ -186,17 +235,17 @@
                 <w:bCs/>
                 <w:color w:val="0C2C5A"/>
               </w:rPr>
-              <w:t xml:space="preserve">Virtual / Online</w:t>
+              <w:t xml:space="preserve">26 – 28 August</w:t>
             </w:r>
           </w:p>
         </w:tc>
         <w:tc>
           <w:tcPr>
-            <w:tcW w:type="dxa" w:w="3100"/>
+            <w:tcW w:type="dxa" w:w="2616"/>
             <w:tcBorders>
-              <w:top w:val="none" w:color="FFFFFF" w:sz="0"/>
+              <w:top w:val="single" w:color="FFFFFF" w:sz="8"/>
               <w:left w:val="single" w:color="FFFFFF" w:sz="8"/>
-              <w:bottom w:val="none" w:color="FFFFFF" w:sz="0"/>
+              <w:bottom w:val="single" w:color="FFFFFF" w:sz="8"/>
               <w:right w:val="single" w:color="FFFFFF" w:sz="8"/>
             </w:tcBorders>
             <w:shd w:fill="F3F6FB" w:color="auto" w:val="clear"/>
@@ -211,6 +260,8 @@
           <w:p>
             <w:pPr>
               <w:pStyle w:val="FieldEntry"/>
+              <w:spacing w:after="0" w:before="0"/>
+              <w:jc w:val="center"/>
             </w:pPr>
             <w:r>
               <w:rPr>
@@ -218,17 +269,17 @@
                 <w:bCs/>
                 <w:color w:val="0C2C5A"/>
               </w:rPr>
-              <w:t xml:space="preserve">2 – 4 September 2026</w:t>
+              <w:t xml:space="preserve">2 – 4 September</w:t>
             </w:r>
           </w:p>
         </w:tc>
         <w:tc>
           <w:tcPr>
-            <w:tcW w:type="dxa" w:w="2100"/>
+            <w:tcW w:type="dxa" w:w="2616"/>
             <w:tcBorders>
-              <w:top w:val="none" w:color="FFFFFF" w:sz="0"/>
+              <w:top w:val="single" w:color="FFFFFF" w:sz="8"/>
               <w:left w:val="single" w:color="FFFFFF" w:sz="8"/>
-              <w:bottom w:val="none" w:color="FFFFFF" w:sz="0"/>
+              <w:bottom w:val="single" w:color="FFFFFF" w:sz="8"/>
               <w:right w:val="single" w:color="FFFFFF" w:sz="8"/>
             </w:tcBorders>
             <w:shd w:fill="F3F6FB" w:color="auto" w:val="clear"/>
@@ -243,6 +294,8 @@
           <w:p>
             <w:pPr>
               <w:pStyle w:val="FieldEntry"/>
+              <w:spacing w:after="0" w:before="0"/>
+              <w:jc w:val="center"/>
             </w:pPr>
             <w:r>
               <w:rPr>
@@ -250,17 +303,17 @@
                 <w:bCs/>
                 <w:color w:val="0C2C5A"/>
               </w:rPr>
-              <w:t xml:space="preserve">3 Days</w:t>
+              <w:t xml:space="preserve">16 – 18 September</w:t>
             </w:r>
           </w:p>
         </w:tc>
         <w:tc>
           <w:tcPr>
-            <w:tcW w:type="dxa" w:w="2966"/>
+            <w:tcW w:type="dxa" w:w="2618"/>
             <w:tcBorders>
-              <w:top w:val="none" w:color="FFFFFF" w:sz="0"/>
+              <w:top w:val="single" w:color="FFFFFF" w:sz="8"/>
               <w:left w:val="single" w:color="FFFFFF" w:sz="8"/>
-              <w:bottom w:val="none" w:color="FFFFFF" w:sz="0"/>
+              <w:bottom w:val="single" w:color="FFFFFF" w:sz="8"/>
               <w:right w:val="single" w:color="FFFFFF" w:sz="8"/>
             </w:tcBorders>
             <w:shd w:fill="F3F6FB" w:color="auto" w:val="clear"/>
@@ -275,6 +328,8 @@
           <w:p>
             <w:pPr>
               <w:pStyle w:val="FieldEntry"/>
+              <w:spacing w:after="0" w:before="0"/>
+              <w:jc w:val="center"/>
             </w:pPr>
             <w:r>
               <w:rPr>
@@ -282,7 +337,145 @@
                 <w:bCs/>
                 <w:color w:val="0C2C5A"/>
               </w:rPr>
-              <w:t xml:space="preserve">On Completion</w:t>
+              <w:t xml:space="preserve">7 – 9 October</w:t>
+            </w:r>
+          </w:p>
+        </w:tc>
+      </w:tr>
+      <w:tr>
+        <w:tc>
+          <w:tcPr>
+            <w:tcW w:type="dxa" w:w="2616"/>
+            <w:tcBorders>
+              <w:top w:val="single" w:color="FFFFFF" w:sz="8"/>
+              <w:left w:val="single" w:color="FFFFFF" w:sz="8"/>
+              <w:bottom w:val="single" w:color="FFFFFF" w:sz="8"/>
+              <w:right w:val="single" w:color="FFFFFF" w:sz="8"/>
+            </w:tcBorders>
+            <w:shd w:fill="F3F6FB" w:color="auto" w:val="clear"/>
+            <w:tcMar>
+              <w:top w:type="dxa" w:w="80"/>
+              <w:left w:type="dxa" w:w="140"/>
+              <w:bottom w:type="dxa" w:w="80"/>
+              <w:right w:type="dxa" w:w="140"/>
+            </w:tcMar>
+            <w:vAlign w:val="center"/>
+          </w:tcPr>
+          <w:p>
+            <w:pPr>
+              <w:pStyle w:val="FieldEntry"/>
+              <w:spacing w:after="0" w:before="0"/>
+              <w:jc w:val="center"/>
+            </w:pPr>
+            <w:r>
+              <w:rPr>
+                <w:b/>
+                <w:bCs/>
+                <w:color w:val="0C2C5A"/>
+              </w:rPr>
+              <w:t xml:space="preserve">21 – 23 October</w:t>
+            </w:r>
+          </w:p>
+        </w:tc>
+        <w:tc>
+          <w:tcPr>
+            <w:tcW w:type="dxa" w:w="2616"/>
+            <w:tcBorders>
+              <w:top w:val="single" w:color="FFFFFF" w:sz="8"/>
+              <w:left w:val="single" w:color="FFFFFF" w:sz="8"/>
+              <w:bottom w:val="single" w:color="FFFFFF" w:sz="8"/>
+              <w:right w:val="single" w:color="FFFFFF" w:sz="8"/>
+            </w:tcBorders>
+            <w:shd w:fill="F3F6FB" w:color="auto" w:val="clear"/>
+            <w:tcMar>
+              <w:top w:type="dxa" w:w="80"/>
+              <w:left w:type="dxa" w:w="140"/>
+              <w:bottom w:type="dxa" w:w="80"/>
+              <w:right w:type="dxa" w:w="140"/>
+            </w:tcMar>
+            <w:vAlign w:val="center"/>
+          </w:tcPr>
+          <w:p>
+            <w:pPr>
+              <w:pStyle w:val="FieldEntry"/>
+              <w:spacing w:after="0" w:before="0"/>
+              <w:jc w:val="center"/>
+            </w:pPr>
+            <w:r>
+              <w:rPr>
+                <w:b/>
+                <w:bCs/>
+                <w:color w:val="0C2C5A"/>
+              </w:rPr>
+              <w:t xml:space="preserve">4 – 6 November</w:t>
+            </w:r>
+          </w:p>
+        </w:tc>
+        <w:tc>
+          <w:tcPr>
+            <w:tcW w:type="dxa" w:w="2616"/>
+            <w:tcBorders>
+              <w:top w:val="single" w:color="FFFFFF" w:sz="8"/>
+              <w:left w:val="single" w:color="FFFFFF" w:sz="8"/>
+              <w:bottom w:val="single" w:color="FFFFFF" w:sz="8"/>
+              <w:right w:val="single" w:color="FFFFFF" w:sz="8"/>
+            </w:tcBorders>
+            <w:shd w:fill="F3F6FB" w:color="auto" w:val="clear"/>
+            <w:tcMar>
+              <w:top w:type="dxa" w:w="80"/>
+              <w:left w:type="dxa" w:w="140"/>
+              <w:bottom w:type="dxa" w:w="80"/>
+              <w:right w:type="dxa" w:w="140"/>
+            </w:tcMar>
+            <w:vAlign w:val="center"/>
+          </w:tcPr>
+          <w:p>
+            <w:pPr>
+              <w:pStyle w:val="FieldEntry"/>
+              <w:spacing w:after="0" w:before="0"/>
+              <w:jc w:val="center"/>
+            </w:pPr>
+            <w:r>
+              <w:rPr>
+                <w:b/>
+                <w:bCs/>
+                <w:color w:val="0C2C5A"/>
+              </w:rPr>
+              <w:t xml:space="preserve">18 – 20 November</w:t>
+            </w:r>
+          </w:p>
+        </w:tc>
+        <w:tc>
+          <w:tcPr>
+            <w:tcW w:type="dxa" w:w="2618"/>
+            <w:tcBorders>
+              <w:top w:val="single" w:color="FFFFFF" w:sz="8"/>
+              <w:left w:val="single" w:color="FFFFFF" w:sz="8"/>
+              <w:bottom w:val="single" w:color="FFFFFF" w:sz="8"/>
+              <w:right w:val="single" w:color="FFFFFF" w:sz="8"/>
+            </w:tcBorders>
+            <w:shd w:fill="F3F6FB" w:color="auto" w:val="clear"/>
+            <w:tcMar>
+              <w:top w:type="dxa" w:w="80"/>
+              <w:left w:type="dxa" w:w="140"/>
+              <w:bottom w:type="dxa" w:w="80"/>
+              <w:right w:type="dxa" w:w="140"/>
+            </w:tcMar>
+            <w:vAlign w:val="center"/>
+          </w:tcPr>
+          <w:p>
+            <w:pPr>
+              <w:pStyle w:val="FieldEntry"/>
+              <w:spacing w:after="0" w:before="0"/>
+              <w:jc w:val="center"/>
+            </w:pPr>
+            <w:r>
+              <w:rPr>
+                <w:b/>
+                <w:bCs/>
+                <w:color w:val="0C2C5A"/>
+              </w:rPr>
+              <w:t xml:space="preserve">2 – 4 December</w:t>
             </w:r>
           </w:p>
         </w:tc>
@@ -290,8 +483,12 @@
     </w:tbl>
     <w:p>
       <w:pPr>
-        <w:spacing w:after="0"/>
-      </w:pPr>
+        <w:pStyle w:val="Meta"/>
+        <w:spacing w:after="0" w:before="90"/>
+      </w:pPr>
+      <w:r>
+        <w:t xml:space="preserve">All intakes run Wednesday to Friday.</w:t>
+      </w:r>
     </w:p>
     <w:p>
       <w:pPr>
@@ -459,60 +656,44 @@
     </w:p>
     <w:p>
       <w:pPr>
-        <w:pStyle w:val="ListParagraph"/>
-        <w:numPr>
-          <w:ilvl w:val="0"/>
-          <w:numId w:val="2"/>
-        </w:numPr>
+        <w:pStyle w:val="Topics"/>
       </w:pPr>
       <w:r>
         <w:t xml:space="preserve">Existing and aspiring Chief Operating Officers</w:t>
       </w:r>
-    </w:p>
-    <w:p>
-      <w:pPr>
-        <w:pStyle w:val="ListParagraph"/>
-        <w:numPr>
-          <w:ilvl w:val="0"/>
-          <w:numId w:val="2"/>
-        </w:numPr>
-      </w:pPr>
+      <w:r>
+        <w:rPr>
+          <w:rStyle w:val="Separator"/>
+        </w:rPr>
+        <w:t xml:space="preserve">  ·  </w:t>
+      </w:r>
       <w:r>
         <w:t xml:space="preserve">Heads of Operations</w:t>
       </w:r>
-    </w:p>
-    <w:p>
-      <w:pPr>
-        <w:pStyle w:val="ListParagraph"/>
-        <w:numPr>
-          <w:ilvl w:val="0"/>
-          <w:numId w:val="2"/>
-        </w:numPr>
-      </w:pPr>
+      <w:r>
+        <w:rPr>
+          <w:rStyle w:val="Separator"/>
+        </w:rPr>
+        <w:t xml:space="preserve">  ·  </w:t>
+      </w:r>
       <w:r>
         <w:t xml:space="preserve">Risk Managers and Risk Directors</w:t>
       </w:r>
-    </w:p>
-    <w:p>
-      <w:pPr>
-        <w:pStyle w:val="ListParagraph"/>
-        <w:numPr>
-          <w:ilvl w:val="0"/>
-          <w:numId w:val="2"/>
-        </w:numPr>
-      </w:pPr>
+      <w:r>
+        <w:rPr>
+          <w:rStyle w:val="Separator"/>
+        </w:rPr>
+        <w:t xml:space="preserve">  ·  </w:t>
+      </w:r>
       <w:r>
         <w:t xml:space="preserve">Control Function Managers</w:t>
       </w:r>
-    </w:p>
-    <w:p>
-      <w:pPr>
-        <w:pStyle w:val="ListParagraph"/>
-        <w:numPr>
-          <w:ilvl w:val="0"/>
-          <w:numId w:val="2"/>
-        </w:numPr>
-      </w:pPr>
+      <w:r>
+        <w:rPr>
+          <w:rStyle w:val="Separator"/>
+        </w:rPr>
+        <w:t xml:space="preserve">  ·  </w:t>
+      </w:r>
       <w:r>
         <w:t xml:space="preserve">Senior Executives preparing for broader leadership responsibilities</w:t>
       </w:r>

--- a/docs/easyuphill/EasyUphill-COO-Programme.docx
+++ b/docs/easyuphill/EasyUphill-COO-Programme.docx
@@ -495,6 +495,249 @@
         <w:pStyle w:val="Heading1"/>
       </w:pPr>
       <w:r>
+        <w:t xml:space="preserve">Fees</w:t>
+      </w:r>
+    </w:p>
+    <w:tbl>
+      <w:tblPr>
+        <w:tblW w:type="dxa" w:w="10466"/>
+        <w:tblBorders>
+          <w:top w:val="single" w:color="auto" w:sz="4"/>
+          <w:left w:val="single" w:color="auto" w:sz="4"/>
+          <w:bottom w:val="single" w:color="auto" w:sz="4"/>
+          <w:right w:val="single" w:color="auto" w:sz="4"/>
+          <w:insideH w:val="single" w:color="auto" w:sz="4"/>
+          <w:insideV w:val="single" w:color="auto" w:sz="4"/>
+        </w:tblBorders>
+      </w:tblPr>
+      <w:tblGrid>
+        <w:gridCol w:w="3488"/>
+        <w:gridCol w:w="3488"/>
+        <w:gridCol w:w="3490"/>
+      </w:tblGrid>
+      <w:tr>
+        <w:tc>
+          <w:tcPr>
+            <w:tcW w:type="dxa" w:w="3488"/>
+            <w:tcBorders>
+              <w:top w:val="single" w:color="FFFFFF" w:sz="8"/>
+              <w:left w:val="single" w:color="FFFFFF" w:sz="8"/>
+              <w:bottom w:val="single" w:color="FFFFFF" w:sz="8"/>
+              <w:right w:val="single" w:color="FFFFFF" w:sz="8"/>
+            </w:tcBorders>
+            <w:shd w:fill="F3F6FB" w:color="auto" w:val="clear"/>
+            <w:tcMar>
+              <w:top w:type="dxa" w:w="90"/>
+              <w:left w:type="dxa" w:w="140"/>
+              <w:bottom w:type="dxa" w:w="20"/>
+              <w:right w:type="dxa" w:w="140"/>
+            </w:tcMar>
+            <w:vAlign w:val="center"/>
+          </w:tcPr>
+          <w:p>
+            <w:pPr>
+              <w:pStyle w:val="TableHead"/>
+              <w:spacing w:after="0" w:before="0"/>
+              <w:jc w:val="center"/>
+            </w:pPr>
+            <w:r>
+              <w:rPr>
+                <w:color w:val="5A6B82"/>
+              </w:rPr>
+              <w:t xml:space="preserve">Standard</w:t>
+            </w:r>
+          </w:p>
+        </w:tc>
+        <w:tc>
+          <w:tcPr>
+            <w:tcW w:type="dxa" w:w="3488"/>
+            <w:tcBorders>
+              <w:top w:val="single" w:color="FFFFFF" w:sz="8"/>
+              <w:left w:val="single" w:color="FFFFFF" w:sz="8"/>
+              <w:bottom w:val="single" w:color="FFFFFF" w:sz="8"/>
+              <w:right w:val="single" w:color="FFFFFF" w:sz="8"/>
+            </w:tcBorders>
+            <w:shd w:fill="F3F6FB" w:color="auto" w:val="clear"/>
+            <w:tcMar>
+              <w:top w:type="dxa" w:w="90"/>
+              <w:left w:type="dxa" w:w="140"/>
+              <w:bottom w:type="dxa" w:w="20"/>
+              <w:right w:type="dxa" w:w="140"/>
+            </w:tcMar>
+            <w:vAlign w:val="center"/>
+          </w:tcPr>
+          <w:p>
+            <w:pPr>
+              <w:pStyle w:val="TableHead"/>
+              <w:spacing w:after="0" w:before="0"/>
+              <w:jc w:val="center"/>
+            </w:pPr>
+            <w:r>
+              <w:rPr>
+                <w:color w:val="5A6B82"/>
+              </w:rPr>
+              <w:t xml:space="preserve">Early booking</w:t>
+            </w:r>
+          </w:p>
+        </w:tc>
+        <w:tc>
+          <w:tcPr>
+            <w:tcW w:type="dxa" w:w="3490"/>
+            <w:tcBorders>
+              <w:top w:val="single" w:color="FFFFFF" w:sz="8"/>
+              <w:left w:val="single" w:color="FFFFFF" w:sz="8"/>
+              <w:bottom w:val="single" w:color="FFFFFF" w:sz="8"/>
+              <w:right w:val="single" w:color="FFFFFF" w:sz="8"/>
+            </w:tcBorders>
+            <w:shd w:fill="F3F6FB" w:color="auto" w:val="clear"/>
+            <w:tcMar>
+              <w:top w:type="dxa" w:w="90"/>
+              <w:left w:type="dxa" w:w="140"/>
+              <w:bottom w:type="dxa" w:w="20"/>
+              <w:right w:type="dxa" w:w="140"/>
+            </w:tcMar>
+            <w:vAlign w:val="center"/>
+          </w:tcPr>
+          <w:p>
+            <w:pPr>
+              <w:pStyle w:val="TableHead"/>
+              <w:spacing w:after="0" w:before="0"/>
+              <w:jc w:val="center"/>
+            </w:pPr>
+            <w:r>
+              <w:rPr>
+                <w:color w:val="5A6B82"/>
+              </w:rPr>
+              <w:t xml:space="preserve">Group of 3 or more</w:t>
+            </w:r>
+          </w:p>
+        </w:tc>
+      </w:tr>
+      <w:tr>
+        <w:tc>
+          <w:tcPr>
+            <w:tcW w:type="dxa" w:w="3488"/>
+            <w:tcBorders>
+              <w:top w:val="single" w:color="FFFFFF" w:sz="8"/>
+              <w:left w:val="single" w:color="FFFFFF" w:sz="8"/>
+              <w:bottom w:val="single" w:color="FFFFFF" w:sz="8"/>
+              <w:right w:val="single" w:color="FFFFFF" w:sz="8"/>
+            </w:tcBorders>
+            <w:shd w:fill="F3F6FB" w:color="auto" w:val="clear"/>
+            <w:tcMar>
+              <w:top w:type="dxa" w:w="20"/>
+              <w:left w:type="dxa" w:w="140"/>
+              <w:bottom w:type="dxa" w:w="90"/>
+              <w:right w:type="dxa" w:w="140"/>
+            </w:tcMar>
+            <w:vAlign w:val="center"/>
+          </w:tcPr>
+          <w:p>
+            <w:pPr>
+              <w:pStyle w:val="FieldEntry"/>
+              <w:spacing w:after="0" w:before="0"/>
+              <w:jc w:val="center"/>
+            </w:pPr>
+            <w:r>
+              <w:rPr>
+                <w:b/>
+                <w:bCs/>
+                <w:color w:val="0C2C5A"/>
+                <w:sz w:val="28"/>
+                <w:szCs w:val="28"/>
+              </w:rPr>
+              <w:t xml:space="preserve">R13 500</w:t>
+            </w:r>
+          </w:p>
+        </w:tc>
+        <w:tc>
+          <w:tcPr>
+            <w:tcW w:type="dxa" w:w="3488"/>
+            <w:tcBorders>
+              <w:top w:val="single" w:color="FFFFFF" w:sz="8"/>
+              <w:left w:val="single" w:color="FFFFFF" w:sz="8"/>
+              <w:bottom w:val="single" w:color="FFFFFF" w:sz="8"/>
+              <w:right w:val="single" w:color="FFFFFF" w:sz="8"/>
+            </w:tcBorders>
+            <w:shd w:fill="F3F6FB" w:color="auto" w:val="clear"/>
+            <w:tcMar>
+              <w:top w:type="dxa" w:w="20"/>
+              <w:left w:type="dxa" w:w="140"/>
+              <w:bottom w:type="dxa" w:w="90"/>
+              <w:right w:type="dxa" w:w="140"/>
+            </w:tcMar>
+            <w:vAlign w:val="center"/>
+          </w:tcPr>
+          <w:p>
+            <w:pPr>
+              <w:pStyle w:val="FieldEntry"/>
+              <w:spacing w:after="0" w:before="0"/>
+              <w:jc w:val="center"/>
+            </w:pPr>
+            <w:r>
+              <w:rPr>
+                <w:b/>
+                <w:bCs/>
+                <w:color w:val="0C2C5A"/>
+                <w:sz w:val="28"/>
+                <w:szCs w:val="28"/>
+              </w:rPr>
+              <w:t xml:space="preserve">R11 500</w:t>
+            </w:r>
+          </w:p>
+        </w:tc>
+        <w:tc>
+          <w:tcPr>
+            <w:tcW w:type="dxa" w:w="3490"/>
+            <w:tcBorders>
+              <w:top w:val="single" w:color="FFFFFF" w:sz="8"/>
+              <w:left w:val="single" w:color="FFFFFF" w:sz="8"/>
+              <w:bottom w:val="single" w:color="FFFFFF" w:sz="8"/>
+              <w:right w:val="single" w:color="FFFFFF" w:sz="8"/>
+            </w:tcBorders>
+            <w:shd w:fill="F3F6FB" w:color="auto" w:val="clear"/>
+            <w:tcMar>
+              <w:top w:type="dxa" w:w="20"/>
+              <w:left w:type="dxa" w:w="140"/>
+              <w:bottom w:type="dxa" w:w="90"/>
+              <w:right w:type="dxa" w:w="140"/>
+            </w:tcMar>
+            <w:vAlign w:val="center"/>
+          </w:tcPr>
+          <w:p>
+            <w:pPr>
+              <w:pStyle w:val="FieldEntry"/>
+              <w:spacing w:after="0" w:before="0"/>
+              <w:jc w:val="center"/>
+            </w:pPr>
+            <w:r>
+              <w:rPr>
+                <w:b/>
+                <w:bCs/>
+                <w:color w:val="0C2C5A"/>
+                <w:sz w:val="28"/>
+                <w:szCs w:val="28"/>
+              </w:rPr>
+              <w:t xml:space="preserve">R10 900</w:t>
+            </w:r>
+          </w:p>
+        </w:tc>
+      </w:tr>
+    </w:tbl>
+    <w:p>
+      <w:pPr>
+        <w:pStyle w:val="Meta"/>
+        <w:spacing w:after="0" w:before="90"/>
+      </w:pPr>
+      <w:r>
+        <w:t xml:space="preserve">Per delegate, excluding VAT. Early booking applies 30 days before commencement. Fees cover tuition, all course materials and the Certificate of Completion. In-house programmes for your own team from R89 000 (up to 12 delegates).</w:t>
+      </w:r>
+    </w:p>
+    <w:p>
+      <w:pPr>
+        <w:pStyle w:val="Heading1"/>
+      </w:pPr>
+      <w:r>
         <w:t xml:space="preserve">Programme Overview</w:t>
       </w:r>
     </w:p>
@@ -700,34 +943,12 @@
     </w:p>
     <w:p>
       <w:pPr>
-        <w:pStyle w:val="Heading1"/>
-      </w:pPr>
-      <w:r>
-        <w:t xml:space="preserve">The Certificate</w:t>
-      </w:r>
-    </w:p>
-    <w:p>
-      <w:pPr>
-        <w:pStyle w:val="Lead"/>
-        <w:pBdr>
-          <w:left w:val="single" w:color="0C2C5A" w:sz="18" w:space="8"/>
-        </w:pBdr>
-        <w:shd w:fill="F3F6FB" w:color="auto" w:val="clear"/>
-        <w:spacing w:after="0" w:before="40"/>
-        <w:ind w:left="140" w:right="140"/>
-      </w:pPr>
-      <w:r>
-        <w:t xml:space="preserve">An EasyUphill Certificate of Completion is awarded to delegates who attend and complete the course.</w:t>
-      </w:r>
-    </w:p>
-    <w:p>
-      <w:pPr>
         <w:pStyle w:val="Closing"/>
         <w:pBdr>
           <w:left w:val="single" w:color="0C2C5A" w:sz="18" w:space="8"/>
         </w:pBdr>
         <w:shd w:fill="F3F6FB" w:color="auto" w:val="clear"/>
-        <w:spacing w:after="60" w:before="40"/>
+        <w:spacing w:after="60" w:before="240"/>
         <w:ind w:left="140" w:right="140"/>
       </w:pPr>
       <w:r>
@@ -735,13 +956,9 @@
       </w:r>
     </w:p>
     <w:p>
-      <w:r>
-        <w:br w:type="page"/>
-      </w:r>
-    </w:p>
-    <w:p>
       <w:pPr>
         <w:pStyle w:val="Heading1"/>
+        <w:pageBreakBefore/>
       </w:pPr>
       <w:r>
         <w:t xml:space="preserve">Course Agenda</w:t>

--- a/docs/easyuphill/EasyUphill-COO-Programme.docx
+++ b/docs/easyuphill/EasyUphill-COO-Programme.docx
@@ -24,6 +24,14 @@
       </w:pPr>
       <w:r>
         <w:t xml:space="preserve">Drive operational excellence and strategic transformation: master the leadership, innovation and governance required to perform at board level.</w:t>
+      </w:r>
+    </w:p>
+    <w:p>
+      <w:pPr>
+        <w:pStyle w:val="Heading1"/>
+      </w:pPr>
+      <w:r>
+        <w:t xml:space="preserve">2026 Course Calendar</w:t>
       </w:r>
     </w:p>
     <w:tbl>
@@ -39,18 +47,21 @@
         </w:tblBorders>
       </w:tblPr>
       <w:tblGrid>
-        <w:gridCol w:w="3400"/>
-        <w:gridCol w:w="2700"/>
-        <w:gridCol w:w="4366"/>
+        <w:gridCol w:w="5200"/>
+        <w:gridCol w:w="2800"/>
+        <w:gridCol w:w="2466"/>
       </w:tblGrid>
       <w:tr>
+        <w:trPr>
+          <w:tblHeader/>
+        </w:trPr>
         <w:tc>
           <w:tcPr>
-            <w:tcW w:type="dxa" w:w="3400"/>
+            <w:tcW w:type="dxa" w:w="5200"/>
             <w:tcBorders>
-              <w:top w:val="none" w:color="FFFFFF" w:sz="0"/>
+              <w:top w:val="single" w:color="FFFFFF" w:sz="8"/>
               <w:left w:val="single" w:color="FFFFFF" w:sz="8"/>
-              <w:bottom w:val="none" w:color="FFFFFF" w:sz="0"/>
+              <w:bottom w:val="single" w:color="FFFFFF" w:sz="8"/>
               <w:right w:val="single" w:color="FFFFFF" w:sz="8"/>
             </w:tcBorders>
             <w:shd w:fill="0C2C5A" w:color="auto" w:val="clear"/>
@@ -64,37 +75,22 @@
           </w:tcPr>
           <w:p>
             <w:pPr>
-              <w:pStyle w:val="FieldEntry"/>
+              <w:pStyle w:val="TableHead"/>
               <w:spacing w:after="0" w:before="0"/>
+              <w:jc w:val="left"/>
             </w:pPr>
             <w:r>
-              <w:rPr>
-                <w:b/>
-                <w:bCs/>
-                <w:color w:val="9DC0F0"/>
-                <w:spacing w:val="30"/>
-                <w:sz w:val="15"/>
-                <w:szCs w:val="15"/>
-              </w:rPr>
-              <w:t xml:space="preserve">FORMAT   </w:t>
-            </w:r>
-            <w:r>
-              <w:rPr>
-                <w:b/>
-                <w:bCs/>
-                <w:color w:val="FFFFFF"/>
-              </w:rPr>
-              <w:t xml:space="preserve">Virtual / Online</w:t>
+              <w:t xml:space="preserve">Dates</w:t>
             </w:r>
           </w:p>
         </w:tc>
         <w:tc>
           <w:tcPr>
-            <w:tcW w:type="dxa" w:w="2700"/>
+            <w:tcW w:type="dxa" w:w="2800"/>
             <w:tcBorders>
-              <w:top w:val="none" w:color="FFFFFF" w:sz="0"/>
+              <w:top w:val="single" w:color="FFFFFF" w:sz="8"/>
               <w:left w:val="single" w:color="FFFFFF" w:sz="8"/>
-              <w:bottom w:val="none" w:color="FFFFFF" w:sz="0"/>
+              <w:bottom w:val="single" w:color="FFFFFF" w:sz="8"/>
               <w:right w:val="single" w:color="FFFFFF" w:sz="8"/>
             </w:tcBorders>
             <w:shd w:fill="0C2C5A" w:color="auto" w:val="clear"/>
@@ -108,37 +104,22 @@
           </w:tcPr>
           <w:p>
             <w:pPr>
-              <w:pStyle w:val="FieldEntry"/>
+              <w:pStyle w:val="TableHead"/>
               <w:spacing w:after="0" w:before="0"/>
+              <w:jc w:val="left"/>
             </w:pPr>
             <w:r>
-              <w:rPr>
-                <w:b/>
-                <w:bCs/>
-                <w:color w:val="9DC0F0"/>
-                <w:spacing w:val="30"/>
-                <w:sz w:val="15"/>
-                <w:szCs w:val="15"/>
-              </w:rPr>
-              <w:t xml:space="preserve">DURATION   </w:t>
-            </w:r>
-            <w:r>
-              <w:rPr>
-                <w:b/>
-                <w:bCs/>
-                <w:color w:val="FFFFFF"/>
-              </w:rPr>
-              <w:t xml:space="preserve">3 Days</w:t>
+              <w:t xml:space="preserve">Venue</w:t>
             </w:r>
           </w:p>
         </w:tc>
         <w:tc>
           <w:tcPr>
-            <w:tcW w:type="dxa" w:w="4366"/>
+            <w:tcW w:type="dxa" w:w="2466"/>
             <w:tcBorders>
-              <w:top w:val="none" w:color="FFFFFF" w:sz="0"/>
+              <w:top w:val="single" w:color="FFFFFF" w:sz="8"/>
               <w:left w:val="single" w:color="FFFFFF" w:sz="8"/>
-              <w:bottom w:val="none" w:color="FFFFFF" w:sz="0"/>
+              <w:bottom w:val="single" w:color="FFFFFF" w:sz="8"/>
               <w:right w:val="single" w:color="FFFFFF" w:sz="8"/>
             </w:tcBorders>
             <w:shd w:fill="0C2C5A" w:color="auto" w:val="clear"/>
@@ -152,62 +133,20 @@
           </w:tcPr>
           <w:p>
             <w:pPr>
-              <w:pStyle w:val="FieldEntry"/>
+              <w:pStyle w:val="TableHead"/>
               <w:spacing w:after="0" w:before="0"/>
+              <w:jc w:val="right"/>
             </w:pPr>
             <w:r>
-              <w:rPr>
-                <w:b/>
-                <w:bCs/>
-                <w:color w:val="9DC0F0"/>
-                <w:spacing w:val="30"/>
-                <w:sz w:val="15"/>
-                <w:szCs w:val="15"/>
-              </w:rPr>
-              <w:t xml:space="preserve">CERTIFICATE   </w:t>
-            </w:r>
-            <w:r>
-              <w:rPr>
-                <w:b/>
-                <w:bCs/>
-                <w:color w:val="FFFFFF"/>
-              </w:rPr>
-              <w:t xml:space="preserve">On Completion</w:t>
+              <w:t xml:space="preserve">Fee</w:t>
             </w:r>
           </w:p>
         </w:tc>
       </w:tr>
-    </w:tbl>
-    <w:p>
-      <w:pPr>
-        <w:pStyle w:val="Heading1"/>
-      </w:pPr>
-      <w:r>
-        <w:t xml:space="preserve">2026 Intake Dates</w:t>
-      </w:r>
-    </w:p>
-    <w:tbl>
-      <w:tblPr>
-        <w:tblW w:type="dxa" w:w="10466"/>
-        <w:tblBorders>
-          <w:top w:val="single" w:color="auto" w:sz="4"/>
-          <w:left w:val="single" w:color="auto" w:sz="4"/>
-          <w:bottom w:val="single" w:color="auto" w:sz="4"/>
-          <w:right w:val="single" w:color="auto" w:sz="4"/>
-          <w:insideH w:val="single" w:color="auto" w:sz="4"/>
-          <w:insideV w:val="single" w:color="auto" w:sz="4"/>
-        </w:tblBorders>
-      </w:tblPr>
-      <w:tblGrid>
-        <w:gridCol w:w="2616"/>
-        <w:gridCol w:w="2616"/>
-        <w:gridCol w:w="2616"/>
-        <w:gridCol w:w="2618"/>
-      </w:tblGrid>
       <w:tr>
         <w:tc>
           <w:tcPr>
-            <w:tcW w:type="dxa" w:w="2616"/>
+            <w:tcW w:type="dxa" w:w="5200"/>
             <w:tcBorders>
               <w:top w:val="single" w:color="FFFFFF" w:sz="8"/>
               <w:left w:val="single" w:color="FFFFFF" w:sz="8"/>
@@ -216,9 +155,9 @@
             </w:tcBorders>
             <w:shd w:fill="F3F6FB" w:color="auto" w:val="clear"/>
             <w:tcMar>
-              <w:top w:type="dxa" w:w="80"/>
+              <w:top w:type="dxa" w:w="60"/>
               <w:left w:type="dxa" w:w="140"/>
-              <w:bottom w:type="dxa" w:w="80"/>
+              <w:bottom w:type="dxa" w:w="60"/>
               <w:right w:type="dxa" w:w="140"/>
             </w:tcMar>
             <w:vAlign w:val="center"/>
@@ -227,7 +166,7 @@
             <w:pPr>
               <w:pStyle w:val="FieldEntry"/>
               <w:spacing w:after="0" w:before="0"/>
-              <w:jc w:val="center"/>
+              <w:jc w:val="left"/>
             </w:pPr>
             <w:r>
               <w:rPr>
@@ -235,13 +174,13 @@
                 <w:bCs/>
                 <w:color w:val="0C2C5A"/>
               </w:rPr>
-              <w:t xml:space="preserve">26 – 28 August</w:t>
+              <w:t xml:space="preserve">31 August to 2 September 2026</w:t>
             </w:r>
           </w:p>
         </w:tc>
         <w:tc>
           <w:tcPr>
-            <w:tcW w:type="dxa" w:w="2616"/>
+            <w:tcW w:type="dxa" w:w="2800"/>
             <w:tcBorders>
               <w:top w:val="single" w:color="FFFFFF" w:sz="8"/>
               <w:left w:val="single" w:color="FFFFFF" w:sz="8"/>
@@ -250,9 +189,9 @@
             </w:tcBorders>
             <w:shd w:fill="F3F6FB" w:color="auto" w:val="clear"/>
             <w:tcMar>
-              <w:top w:type="dxa" w:w="80"/>
+              <w:top w:type="dxa" w:w="60"/>
               <w:left w:type="dxa" w:w="140"/>
-              <w:bottom w:type="dxa" w:w="80"/>
+              <w:bottom w:type="dxa" w:w="60"/>
               <w:right w:type="dxa" w:w="140"/>
             </w:tcMar>
             <w:vAlign w:val="center"/>
@@ -261,21 +200,21 @@
             <w:pPr>
               <w:pStyle w:val="FieldEntry"/>
               <w:spacing w:after="0" w:before="0"/>
-              <w:jc w:val="center"/>
+              <w:jc w:val="left"/>
             </w:pPr>
             <w:r>
               <w:rPr>
-                <w:b/>
-                <w:bCs/>
-                <w:color w:val="0C2C5A"/>
+                <w:b w:val="false"/>
+                <w:bCs w:val="false"/>
+                <w:color w:val="141A22"/>
               </w:rPr>
-              <w:t xml:space="preserve">2 – 4 September</w:t>
+              <w:t xml:space="preserve">Online</w:t>
             </w:r>
           </w:p>
         </w:tc>
         <w:tc>
           <w:tcPr>
-            <w:tcW w:type="dxa" w:w="2616"/>
+            <w:tcW w:type="dxa" w:w="2466"/>
             <w:tcBorders>
               <w:top w:val="single" w:color="FFFFFF" w:sz="8"/>
               <w:left w:val="single" w:color="FFFFFF" w:sz="8"/>
@@ -284,9 +223,9 @@
             </w:tcBorders>
             <w:shd w:fill="F3F6FB" w:color="auto" w:val="clear"/>
             <w:tcMar>
-              <w:top w:type="dxa" w:w="80"/>
+              <w:top w:type="dxa" w:w="60"/>
               <w:left w:type="dxa" w:w="140"/>
-              <w:bottom w:type="dxa" w:w="80"/>
+              <w:bottom w:type="dxa" w:w="60"/>
               <w:right w:type="dxa" w:w="140"/>
             </w:tcMar>
             <w:vAlign w:val="center"/>
@@ -295,7 +234,7 @@
             <w:pPr>
               <w:pStyle w:val="FieldEntry"/>
               <w:spacing w:after="0" w:before="0"/>
-              <w:jc w:val="center"/>
+              <w:jc w:val="right"/>
             </w:pPr>
             <w:r>
               <w:rPr>
@@ -303,13 +242,119 @@
                 <w:bCs/>
                 <w:color w:val="0C2C5A"/>
               </w:rPr>
-              <w:t xml:space="preserve">16 – 18 September</w:t>
+              <w:t xml:space="preserve">R13,000</w:t>
+            </w:r>
+          </w:p>
+        </w:tc>
+      </w:tr>
+      <w:tr>
+        <w:tc>
+          <w:tcPr>
+            <w:tcW w:type="dxa" w:w="5200"/>
+            <w:tcBorders>
+              <w:top w:val="single" w:color="FFFFFF" w:sz="8"/>
+              <w:left w:val="single" w:color="FFFFFF" w:sz="8"/>
+              <w:bottom w:val="single" w:color="FFFFFF" w:sz="8"/>
+              <w:right w:val="single" w:color="FFFFFF" w:sz="8"/>
+            </w:tcBorders>
+            <w:shd w:fill="FFFFFF" w:color="auto" w:val="clear"/>
+            <w:tcMar>
+              <w:top w:type="dxa" w:w="60"/>
+              <w:left w:type="dxa" w:w="140"/>
+              <w:bottom w:type="dxa" w:w="60"/>
+              <w:right w:type="dxa" w:w="140"/>
+            </w:tcMar>
+            <w:vAlign w:val="center"/>
+          </w:tcPr>
+          <w:p>
+            <w:pPr>
+              <w:pStyle w:val="FieldEntry"/>
+              <w:spacing w:after="0" w:before="0"/>
+              <w:jc w:val="left"/>
+            </w:pPr>
+            <w:r>
+              <w:rPr>
+                <w:b/>
+                <w:bCs/>
+                <w:color w:val="0C2C5A"/>
+              </w:rPr>
+              <w:t xml:space="preserve">14 to 16 September 2026</w:t>
             </w:r>
           </w:p>
         </w:tc>
         <w:tc>
           <w:tcPr>
-            <w:tcW w:type="dxa" w:w="2618"/>
+            <w:tcW w:type="dxa" w:w="2800"/>
+            <w:tcBorders>
+              <w:top w:val="single" w:color="FFFFFF" w:sz="8"/>
+              <w:left w:val="single" w:color="FFFFFF" w:sz="8"/>
+              <w:bottom w:val="single" w:color="FFFFFF" w:sz="8"/>
+              <w:right w:val="single" w:color="FFFFFF" w:sz="8"/>
+            </w:tcBorders>
+            <w:shd w:fill="FFFFFF" w:color="auto" w:val="clear"/>
+            <w:tcMar>
+              <w:top w:type="dxa" w:w="60"/>
+              <w:left w:type="dxa" w:w="140"/>
+              <w:bottom w:type="dxa" w:w="60"/>
+              <w:right w:type="dxa" w:w="140"/>
+            </w:tcMar>
+            <w:vAlign w:val="center"/>
+          </w:tcPr>
+          <w:p>
+            <w:pPr>
+              <w:pStyle w:val="FieldEntry"/>
+              <w:spacing w:after="0" w:before="0"/>
+              <w:jc w:val="left"/>
+            </w:pPr>
+            <w:r>
+              <w:rPr>
+                <w:b w:val="false"/>
+                <w:bCs w:val="false"/>
+                <w:color w:val="141A22"/>
+              </w:rPr>
+              <w:t xml:space="preserve">Online</w:t>
+            </w:r>
+          </w:p>
+        </w:tc>
+        <w:tc>
+          <w:tcPr>
+            <w:tcW w:type="dxa" w:w="2466"/>
+            <w:tcBorders>
+              <w:top w:val="single" w:color="FFFFFF" w:sz="8"/>
+              <w:left w:val="single" w:color="FFFFFF" w:sz="8"/>
+              <w:bottom w:val="single" w:color="FFFFFF" w:sz="8"/>
+              <w:right w:val="single" w:color="FFFFFF" w:sz="8"/>
+            </w:tcBorders>
+            <w:shd w:fill="FFFFFF" w:color="auto" w:val="clear"/>
+            <w:tcMar>
+              <w:top w:type="dxa" w:w="60"/>
+              <w:left w:type="dxa" w:w="140"/>
+              <w:bottom w:type="dxa" w:w="60"/>
+              <w:right w:type="dxa" w:w="140"/>
+            </w:tcMar>
+            <w:vAlign w:val="center"/>
+          </w:tcPr>
+          <w:p>
+            <w:pPr>
+              <w:pStyle w:val="FieldEntry"/>
+              <w:spacing w:after="0" w:before="0"/>
+              <w:jc w:val="right"/>
+            </w:pPr>
+            <w:r>
+              <w:rPr>
+                <w:b/>
+                <w:bCs/>
+                <w:color w:val="0C2C5A"/>
+              </w:rPr>
+              <w:t xml:space="preserve">R13,000</w:t>
+            </w:r>
+          </w:p>
+        </w:tc>
+      </w:tr>
+      <w:tr>
+        <w:tc>
+          <w:tcPr>
+            <w:tcW w:type="dxa" w:w="5200"/>
             <w:tcBorders>
               <w:top w:val="single" w:color="FFFFFF" w:sz="8"/>
               <w:left w:val="single" w:color="FFFFFF" w:sz="8"/>
@@ -318,9 +363,9 @@
             </w:tcBorders>
             <w:shd w:fill="F3F6FB" w:color="auto" w:val="clear"/>
             <w:tcMar>
-              <w:top w:type="dxa" w:w="80"/>
+              <w:top w:type="dxa" w:w="60"/>
               <w:left w:type="dxa" w:w="140"/>
-              <w:bottom w:type="dxa" w:w="80"/>
+              <w:bottom w:type="dxa" w:w="60"/>
               <w:right w:type="dxa" w:w="140"/>
             </w:tcMar>
             <w:vAlign w:val="center"/>
@@ -329,7 +374,7 @@
             <w:pPr>
               <w:pStyle w:val="FieldEntry"/>
               <w:spacing w:after="0" w:before="0"/>
-              <w:jc w:val="center"/>
+              <w:jc w:val="left"/>
             </w:pPr>
             <w:r>
               <w:rPr>
@@ -337,15 +382,13 @@
                 <w:bCs/>
                 <w:color w:val="0C2C5A"/>
               </w:rPr>
-              <w:t xml:space="preserve">7 – 9 October</w:t>
+              <w:t xml:space="preserve">28 to 30 September 2026</w:t>
             </w:r>
           </w:p>
         </w:tc>
-      </w:tr>
-      <w:tr>
         <w:tc>
           <w:tcPr>
-            <w:tcW w:type="dxa" w:w="2616"/>
+            <w:tcW w:type="dxa" w:w="2800"/>
             <w:tcBorders>
               <w:top w:val="single" w:color="FFFFFF" w:sz="8"/>
               <w:left w:val="single" w:color="FFFFFF" w:sz="8"/>
@@ -354,9 +397,9 @@
             </w:tcBorders>
             <w:shd w:fill="F3F6FB" w:color="auto" w:val="clear"/>
             <w:tcMar>
-              <w:top w:type="dxa" w:w="80"/>
+              <w:top w:type="dxa" w:w="60"/>
               <w:left w:type="dxa" w:w="140"/>
-              <w:bottom w:type="dxa" w:w="80"/>
+              <w:bottom w:type="dxa" w:w="60"/>
               <w:right w:type="dxa" w:w="140"/>
             </w:tcMar>
             <w:vAlign w:val="center"/>
@@ -365,21 +408,21 @@
             <w:pPr>
               <w:pStyle w:val="FieldEntry"/>
               <w:spacing w:after="0" w:before="0"/>
-              <w:jc w:val="center"/>
+              <w:jc w:val="left"/>
             </w:pPr>
             <w:r>
               <w:rPr>
-                <w:b/>
-                <w:bCs/>
-                <w:color w:val="0C2C5A"/>
+                <w:b w:val="false"/>
+                <w:bCs w:val="false"/>
+                <w:color w:val="141A22"/>
               </w:rPr>
-              <w:t xml:space="preserve">21 – 23 October</w:t>
+              <w:t xml:space="preserve">Online</w:t>
             </w:r>
           </w:p>
         </w:tc>
         <w:tc>
           <w:tcPr>
-            <w:tcW w:type="dxa" w:w="2616"/>
+            <w:tcW w:type="dxa" w:w="2466"/>
             <w:tcBorders>
               <w:top w:val="single" w:color="FFFFFF" w:sz="8"/>
               <w:left w:val="single" w:color="FFFFFF" w:sz="8"/>
@@ -388,9 +431,9 @@
             </w:tcBorders>
             <w:shd w:fill="F3F6FB" w:color="auto" w:val="clear"/>
             <w:tcMar>
-              <w:top w:type="dxa" w:w="80"/>
+              <w:top w:type="dxa" w:w="60"/>
               <w:left w:type="dxa" w:w="140"/>
-              <w:bottom w:type="dxa" w:w="80"/>
+              <w:bottom w:type="dxa" w:w="60"/>
               <w:right w:type="dxa" w:w="140"/>
             </w:tcMar>
             <w:vAlign w:val="center"/>
@@ -399,7 +442,7 @@
             <w:pPr>
               <w:pStyle w:val="FieldEntry"/>
               <w:spacing w:after="0" w:before="0"/>
-              <w:jc w:val="center"/>
+              <w:jc w:val="right"/>
             </w:pPr>
             <w:r>
               <w:rPr>
@@ -407,13 +450,119 @@
                 <w:bCs/>
                 <w:color w:val="0C2C5A"/>
               </w:rPr>
-              <w:t xml:space="preserve">4 – 6 November</w:t>
+              <w:t xml:space="preserve">R13,000</w:t>
+            </w:r>
+          </w:p>
+        </w:tc>
+      </w:tr>
+      <w:tr>
+        <w:tc>
+          <w:tcPr>
+            <w:tcW w:type="dxa" w:w="5200"/>
+            <w:tcBorders>
+              <w:top w:val="single" w:color="FFFFFF" w:sz="8"/>
+              <w:left w:val="single" w:color="FFFFFF" w:sz="8"/>
+              <w:bottom w:val="single" w:color="FFFFFF" w:sz="8"/>
+              <w:right w:val="single" w:color="FFFFFF" w:sz="8"/>
+            </w:tcBorders>
+            <w:shd w:fill="FFFFFF" w:color="auto" w:val="clear"/>
+            <w:tcMar>
+              <w:top w:type="dxa" w:w="60"/>
+              <w:left w:type="dxa" w:w="140"/>
+              <w:bottom w:type="dxa" w:w="60"/>
+              <w:right w:type="dxa" w:w="140"/>
+            </w:tcMar>
+            <w:vAlign w:val="center"/>
+          </w:tcPr>
+          <w:p>
+            <w:pPr>
+              <w:pStyle w:val="FieldEntry"/>
+              <w:spacing w:after="0" w:before="0"/>
+              <w:jc w:val="left"/>
+            </w:pPr>
+            <w:r>
+              <w:rPr>
+                <w:b/>
+                <w:bCs/>
+                <w:color w:val="0C2C5A"/>
+              </w:rPr>
+              <w:t xml:space="preserve">12 to 14 October 2026</w:t>
             </w:r>
           </w:p>
         </w:tc>
         <w:tc>
           <w:tcPr>
-            <w:tcW w:type="dxa" w:w="2616"/>
+            <w:tcW w:type="dxa" w:w="2800"/>
+            <w:tcBorders>
+              <w:top w:val="single" w:color="FFFFFF" w:sz="8"/>
+              <w:left w:val="single" w:color="FFFFFF" w:sz="8"/>
+              <w:bottom w:val="single" w:color="FFFFFF" w:sz="8"/>
+              <w:right w:val="single" w:color="FFFFFF" w:sz="8"/>
+            </w:tcBorders>
+            <w:shd w:fill="FFFFFF" w:color="auto" w:val="clear"/>
+            <w:tcMar>
+              <w:top w:type="dxa" w:w="60"/>
+              <w:left w:type="dxa" w:w="140"/>
+              <w:bottom w:type="dxa" w:w="60"/>
+              <w:right w:type="dxa" w:w="140"/>
+            </w:tcMar>
+            <w:vAlign w:val="center"/>
+          </w:tcPr>
+          <w:p>
+            <w:pPr>
+              <w:pStyle w:val="FieldEntry"/>
+              <w:spacing w:after="0" w:before="0"/>
+              <w:jc w:val="left"/>
+            </w:pPr>
+            <w:r>
+              <w:rPr>
+                <w:b w:val="false"/>
+                <w:bCs w:val="false"/>
+                <w:color w:val="141A22"/>
+              </w:rPr>
+              <w:t xml:space="preserve">Online</w:t>
+            </w:r>
+          </w:p>
+        </w:tc>
+        <w:tc>
+          <w:tcPr>
+            <w:tcW w:type="dxa" w:w="2466"/>
+            <w:tcBorders>
+              <w:top w:val="single" w:color="FFFFFF" w:sz="8"/>
+              <w:left w:val="single" w:color="FFFFFF" w:sz="8"/>
+              <w:bottom w:val="single" w:color="FFFFFF" w:sz="8"/>
+              <w:right w:val="single" w:color="FFFFFF" w:sz="8"/>
+            </w:tcBorders>
+            <w:shd w:fill="FFFFFF" w:color="auto" w:val="clear"/>
+            <w:tcMar>
+              <w:top w:type="dxa" w:w="60"/>
+              <w:left w:type="dxa" w:w="140"/>
+              <w:bottom w:type="dxa" w:w="60"/>
+              <w:right w:type="dxa" w:w="140"/>
+            </w:tcMar>
+            <w:vAlign w:val="center"/>
+          </w:tcPr>
+          <w:p>
+            <w:pPr>
+              <w:pStyle w:val="FieldEntry"/>
+              <w:spacing w:after="0" w:before="0"/>
+              <w:jc w:val="right"/>
+            </w:pPr>
+            <w:r>
+              <w:rPr>
+                <w:b/>
+                <w:bCs/>
+                <w:color w:val="0C2C5A"/>
+              </w:rPr>
+              <w:t xml:space="preserve">R13,000</w:t>
+            </w:r>
+          </w:p>
+        </w:tc>
+      </w:tr>
+      <w:tr>
+        <w:tc>
+          <w:tcPr>
+            <w:tcW w:type="dxa" w:w="5200"/>
             <w:tcBorders>
               <w:top w:val="single" w:color="FFFFFF" w:sz="8"/>
               <w:left w:val="single" w:color="FFFFFF" w:sz="8"/>
@@ -422,9 +571,9 @@
             </w:tcBorders>
             <w:shd w:fill="F3F6FB" w:color="auto" w:val="clear"/>
             <w:tcMar>
-              <w:top w:type="dxa" w:w="80"/>
+              <w:top w:type="dxa" w:w="60"/>
               <w:left w:type="dxa" w:w="140"/>
-              <w:bottom w:type="dxa" w:w="80"/>
+              <w:bottom w:type="dxa" w:w="60"/>
               <w:right w:type="dxa" w:w="140"/>
             </w:tcMar>
             <w:vAlign w:val="center"/>
@@ -433,7 +582,7 @@
             <w:pPr>
               <w:pStyle w:val="FieldEntry"/>
               <w:spacing w:after="0" w:before="0"/>
-              <w:jc w:val="center"/>
+              <w:jc w:val="left"/>
             </w:pPr>
             <w:r>
               <w:rPr>
@@ -441,13 +590,13 @@
                 <w:bCs/>
                 <w:color w:val="0C2C5A"/>
               </w:rPr>
-              <w:t xml:space="preserve">18 – 20 November</w:t>
+              <w:t xml:space="preserve">26 to 28 October 2026</w:t>
             </w:r>
           </w:p>
         </w:tc>
         <w:tc>
           <w:tcPr>
-            <w:tcW w:type="dxa" w:w="2618"/>
+            <w:tcW w:type="dxa" w:w="2800"/>
             <w:tcBorders>
               <w:top w:val="single" w:color="FFFFFF" w:sz="8"/>
               <w:left w:val="single" w:color="FFFFFF" w:sz="8"/>
@@ -456,9 +605,9 @@
             </w:tcBorders>
             <w:shd w:fill="F3F6FB" w:color="auto" w:val="clear"/>
             <w:tcMar>
-              <w:top w:type="dxa" w:w="80"/>
+              <w:top w:type="dxa" w:w="60"/>
               <w:left w:type="dxa" w:w="140"/>
-              <w:bottom w:type="dxa" w:w="80"/>
+              <w:bottom w:type="dxa" w:w="60"/>
               <w:right w:type="dxa" w:w="140"/>
             </w:tcMar>
             <w:vAlign w:val="center"/>
@@ -467,58 +616,21 @@
             <w:pPr>
               <w:pStyle w:val="FieldEntry"/>
               <w:spacing w:after="0" w:before="0"/>
-              <w:jc w:val="center"/>
+              <w:jc w:val="left"/>
             </w:pPr>
             <w:r>
               <w:rPr>
-                <w:b/>
-                <w:bCs/>
-                <w:color w:val="0C2C5A"/>
+                <w:b w:val="false"/>
+                <w:bCs w:val="false"/>
+                <w:color w:val="141A22"/>
               </w:rPr>
-              <w:t xml:space="preserve">2 – 4 December</w:t>
+              <w:t xml:space="preserve">Online</w:t>
             </w:r>
           </w:p>
         </w:tc>
-      </w:tr>
-    </w:tbl>
-    <w:p>
-      <w:pPr>
-        <w:pStyle w:val="Meta"/>
-        <w:spacing w:after="0" w:before="90"/>
-      </w:pPr>
-      <w:r>
-        <w:t xml:space="preserve">All intakes run Wednesday to Friday.</w:t>
-      </w:r>
-    </w:p>
-    <w:p>
-      <w:pPr>
-        <w:pStyle w:val="Heading1"/>
-      </w:pPr>
-      <w:r>
-        <w:t xml:space="preserve">Fees</w:t>
-      </w:r>
-    </w:p>
-    <w:tbl>
-      <w:tblPr>
-        <w:tblW w:type="dxa" w:w="10466"/>
-        <w:tblBorders>
-          <w:top w:val="single" w:color="auto" w:sz="4"/>
-          <w:left w:val="single" w:color="auto" w:sz="4"/>
-          <w:bottom w:val="single" w:color="auto" w:sz="4"/>
-          <w:right w:val="single" w:color="auto" w:sz="4"/>
-          <w:insideH w:val="single" w:color="auto" w:sz="4"/>
-          <w:insideV w:val="single" w:color="auto" w:sz="4"/>
-        </w:tblBorders>
-      </w:tblPr>
-      <w:tblGrid>
-        <w:gridCol w:w="3488"/>
-        <w:gridCol w:w="3488"/>
-        <w:gridCol w:w="3490"/>
-      </w:tblGrid>
-      <w:tr>
         <w:tc>
           <w:tcPr>
-            <w:tcW w:type="dxa" w:w="3488"/>
+            <w:tcW w:type="dxa" w:w="2466"/>
             <w:tcBorders>
               <w:top w:val="single" w:color="FFFFFF" w:sz="8"/>
               <w:left w:val="single" w:color="FFFFFF" w:sz="8"/>
@@ -527,30 +639,138 @@
             </w:tcBorders>
             <w:shd w:fill="F3F6FB" w:color="auto" w:val="clear"/>
             <w:tcMar>
-              <w:top w:type="dxa" w:w="90"/>
+              <w:top w:type="dxa" w:w="60"/>
               <w:left w:type="dxa" w:w="140"/>
-              <w:bottom w:type="dxa" w:w="20"/>
+              <w:bottom w:type="dxa" w:w="60"/>
               <w:right w:type="dxa" w:w="140"/>
             </w:tcMar>
             <w:vAlign w:val="center"/>
           </w:tcPr>
           <w:p>
             <w:pPr>
-              <w:pStyle w:val="TableHead"/>
+              <w:pStyle w:val="FieldEntry"/>
               <w:spacing w:after="0" w:before="0"/>
-              <w:jc w:val="center"/>
+              <w:jc w:val="right"/>
             </w:pPr>
             <w:r>
               <w:rPr>
-                <w:color w:val="5A6B82"/>
+                <w:b/>
+                <w:bCs/>
+                <w:color w:val="0C2C5A"/>
               </w:rPr>
-              <w:t xml:space="preserve">Standard</w:t>
+              <w:t xml:space="preserve">R13,000</w:t>
+            </w:r>
+          </w:p>
+        </w:tc>
+      </w:tr>
+      <w:tr>
+        <w:tc>
+          <w:tcPr>
+            <w:tcW w:type="dxa" w:w="5200"/>
+            <w:tcBorders>
+              <w:top w:val="single" w:color="FFFFFF" w:sz="8"/>
+              <w:left w:val="single" w:color="FFFFFF" w:sz="8"/>
+              <w:bottom w:val="single" w:color="FFFFFF" w:sz="8"/>
+              <w:right w:val="single" w:color="FFFFFF" w:sz="8"/>
+            </w:tcBorders>
+            <w:shd w:fill="FFFFFF" w:color="auto" w:val="clear"/>
+            <w:tcMar>
+              <w:top w:type="dxa" w:w="60"/>
+              <w:left w:type="dxa" w:w="140"/>
+              <w:bottom w:type="dxa" w:w="60"/>
+              <w:right w:type="dxa" w:w="140"/>
+            </w:tcMar>
+            <w:vAlign w:val="center"/>
+          </w:tcPr>
+          <w:p>
+            <w:pPr>
+              <w:pStyle w:val="FieldEntry"/>
+              <w:spacing w:after="0" w:before="0"/>
+              <w:jc w:val="left"/>
+            </w:pPr>
+            <w:r>
+              <w:rPr>
+                <w:b/>
+                <w:bCs/>
+                <w:color w:val="0C2C5A"/>
+              </w:rPr>
+              <w:t xml:space="preserve">9 to 11 November 2026</w:t>
             </w:r>
           </w:p>
         </w:tc>
         <w:tc>
           <w:tcPr>
-            <w:tcW w:type="dxa" w:w="3488"/>
+            <w:tcW w:type="dxa" w:w="2800"/>
+            <w:tcBorders>
+              <w:top w:val="single" w:color="FFFFFF" w:sz="8"/>
+              <w:left w:val="single" w:color="FFFFFF" w:sz="8"/>
+              <w:bottom w:val="single" w:color="FFFFFF" w:sz="8"/>
+              <w:right w:val="single" w:color="FFFFFF" w:sz="8"/>
+            </w:tcBorders>
+            <w:shd w:fill="FFFFFF" w:color="auto" w:val="clear"/>
+            <w:tcMar>
+              <w:top w:type="dxa" w:w="60"/>
+              <w:left w:type="dxa" w:w="140"/>
+              <w:bottom w:type="dxa" w:w="60"/>
+              <w:right w:type="dxa" w:w="140"/>
+            </w:tcMar>
+            <w:vAlign w:val="center"/>
+          </w:tcPr>
+          <w:p>
+            <w:pPr>
+              <w:pStyle w:val="FieldEntry"/>
+              <w:spacing w:after="0" w:before="0"/>
+              <w:jc w:val="left"/>
+            </w:pPr>
+            <w:r>
+              <w:rPr>
+                <w:b w:val="false"/>
+                <w:bCs w:val="false"/>
+                <w:color w:val="141A22"/>
+              </w:rPr>
+              <w:t xml:space="preserve">Online</w:t>
+            </w:r>
+          </w:p>
+        </w:tc>
+        <w:tc>
+          <w:tcPr>
+            <w:tcW w:type="dxa" w:w="2466"/>
+            <w:tcBorders>
+              <w:top w:val="single" w:color="FFFFFF" w:sz="8"/>
+              <w:left w:val="single" w:color="FFFFFF" w:sz="8"/>
+              <w:bottom w:val="single" w:color="FFFFFF" w:sz="8"/>
+              <w:right w:val="single" w:color="FFFFFF" w:sz="8"/>
+            </w:tcBorders>
+            <w:shd w:fill="FFFFFF" w:color="auto" w:val="clear"/>
+            <w:tcMar>
+              <w:top w:type="dxa" w:w="60"/>
+              <w:left w:type="dxa" w:w="140"/>
+              <w:bottom w:type="dxa" w:w="60"/>
+              <w:right w:type="dxa" w:w="140"/>
+            </w:tcMar>
+            <w:vAlign w:val="center"/>
+          </w:tcPr>
+          <w:p>
+            <w:pPr>
+              <w:pStyle w:val="FieldEntry"/>
+              <w:spacing w:after="0" w:before="0"/>
+              <w:jc w:val="right"/>
+            </w:pPr>
+            <w:r>
+              <w:rPr>
+                <w:b/>
+                <w:bCs/>
+                <w:color w:val="0C2C5A"/>
+              </w:rPr>
+              <w:t xml:space="preserve">R13,000</w:t>
+            </w:r>
+          </w:p>
+        </w:tc>
+      </w:tr>
+      <w:tr>
+        <w:tc>
+          <w:tcPr>
+            <w:tcW w:type="dxa" w:w="5200"/>
             <w:tcBorders>
               <w:top w:val="single" w:color="FFFFFF" w:sz="8"/>
               <w:left w:val="single" w:color="FFFFFF" w:sz="8"/>
@@ -559,30 +779,32 @@
             </w:tcBorders>
             <w:shd w:fill="F3F6FB" w:color="auto" w:val="clear"/>
             <w:tcMar>
-              <w:top w:type="dxa" w:w="90"/>
+              <w:top w:type="dxa" w:w="60"/>
               <w:left w:type="dxa" w:w="140"/>
-              <w:bottom w:type="dxa" w:w="20"/>
+              <w:bottom w:type="dxa" w:w="60"/>
               <w:right w:type="dxa" w:w="140"/>
             </w:tcMar>
             <w:vAlign w:val="center"/>
           </w:tcPr>
           <w:p>
             <w:pPr>
-              <w:pStyle w:val="TableHead"/>
+              <w:pStyle w:val="FieldEntry"/>
               <w:spacing w:after="0" w:before="0"/>
-              <w:jc w:val="center"/>
+              <w:jc w:val="left"/>
             </w:pPr>
             <w:r>
               <w:rPr>
-                <w:color w:val="5A6B82"/>
+                <w:b/>
+                <w:bCs/>
+                <w:color w:val="0C2C5A"/>
               </w:rPr>
-              <w:t xml:space="preserve">Early booking</w:t>
+              <w:t xml:space="preserve">23 to 25 November 2026</w:t>
             </w:r>
           </w:p>
         </w:tc>
         <w:tc>
           <w:tcPr>
-            <w:tcW w:type="dxa" w:w="3490"/>
+            <w:tcW w:type="dxa" w:w="2800"/>
             <w:tcBorders>
               <w:top w:val="single" w:color="FFFFFF" w:sz="8"/>
               <w:left w:val="single" w:color="FFFFFF" w:sz="8"/>
@@ -591,32 +813,32 @@
             </w:tcBorders>
             <w:shd w:fill="F3F6FB" w:color="auto" w:val="clear"/>
             <w:tcMar>
-              <w:top w:type="dxa" w:w="90"/>
+              <w:top w:type="dxa" w:w="60"/>
               <w:left w:type="dxa" w:w="140"/>
-              <w:bottom w:type="dxa" w:w="20"/>
+              <w:bottom w:type="dxa" w:w="60"/>
               <w:right w:type="dxa" w:w="140"/>
             </w:tcMar>
             <w:vAlign w:val="center"/>
           </w:tcPr>
           <w:p>
             <w:pPr>
-              <w:pStyle w:val="TableHead"/>
+              <w:pStyle w:val="FieldEntry"/>
               <w:spacing w:after="0" w:before="0"/>
-              <w:jc w:val="center"/>
+              <w:jc w:val="left"/>
             </w:pPr>
             <w:r>
               <w:rPr>
-                <w:color w:val="5A6B82"/>
+                <w:b w:val="false"/>
+                <w:bCs w:val="false"/>
+                <w:color w:val="141A22"/>
               </w:rPr>
-              <w:t xml:space="preserve">Group of 3 or more</w:t>
+              <w:t xml:space="preserve">Online</w:t>
             </w:r>
           </w:p>
         </w:tc>
-      </w:tr>
-      <w:tr>
         <w:tc>
           <w:tcPr>
-            <w:tcW w:type="dxa" w:w="3488"/>
+            <w:tcW w:type="dxa" w:w="2466"/>
             <w:tcBorders>
               <w:top w:val="single" w:color="FFFFFF" w:sz="8"/>
               <w:left w:val="single" w:color="FFFFFF" w:sz="8"/>
@@ -625,9 +847,9 @@
             </w:tcBorders>
             <w:shd w:fill="F3F6FB" w:color="auto" w:val="clear"/>
             <w:tcMar>
-              <w:top w:type="dxa" w:w="20"/>
+              <w:top w:type="dxa" w:w="60"/>
               <w:left w:type="dxa" w:w="140"/>
-              <w:bottom w:type="dxa" w:w="90"/>
+              <w:bottom w:type="dxa" w:w="60"/>
               <w:right w:type="dxa" w:w="140"/>
             </w:tcMar>
             <w:vAlign w:val="center"/>
@@ -636,34 +858,34 @@
             <w:pPr>
               <w:pStyle w:val="FieldEntry"/>
               <w:spacing w:after="0" w:before="0"/>
-              <w:jc w:val="center"/>
+              <w:jc w:val="right"/>
             </w:pPr>
             <w:r>
               <w:rPr>
                 <w:b/>
                 <w:bCs/>
                 <w:color w:val="0C2C5A"/>
-                <w:sz w:val="28"/>
-                <w:szCs w:val="28"/>
               </w:rPr>
-              <w:t xml:space="preserve">R13 500</w:t>
+              <w:t xml:space="preserve">R13,000</w:t>
             </w:r>
           </w:p>
         </w:tc>
+      </w:tr>
+      <w:tr>
         <w:tc>
           <w:tcPr>
-            <w:tcW w:type="dxa" w:w="3488"/>
+            <w:tcW w:type="dxa" w:w="5200"/>
             <w:tcBorders>
               <w:top w:val="single" w:color="FFFFFF" w:sz="8"/>
               <w:left w:val="single" w:color="FFFFFF" w:sz="8"/>
               <w:bottom w:val="single" w:color="FFFFFF" w:sz="8"/>
               <w:right w:val="single" w:color="FFFFFF" w:sz="8"/>
             </w:tcBorders>
-            <w:shd w:fill="F3F6FB" w:color="auto" w:val="clear"/>
+            <w:shd w:fill="FFFFFF" w:color="auto" w:val="clear"/>
             <w:tcMar>
-              <w:top w:type="dxa" w:w="20"/>
+              <w:top w:type="dxa" w:w="60"/>
               <w:left w:type="dxa" w:w="140"/>
-              <w:bottom w:type="dxa" w:w="90"/>
+              <w:bottom w:type="dxa" w:w="60"/>
               <w:right w:type="dxa" w:w="140"/>
             </w:tcMar>
             <w:vAlign w:val="center"/>
@@ -672,34 +894,32 @@
             <w:pPr>
               <w:pStyle w:val="FieldEntry"/>
               <w:spacing w:after="0" w:before="0"/>
-              <w:jc w:val="center"/>
+              <w:jc w:val="left"/>
             </w:pPr>
             <w:r>
               <w:rPr>
                 <w:b/>
                 <w:bCs/>
                 <w:color w:val="0C2C5A"/>
-                <w:sz w:val="28"/>
-                <w:szCs w:val="28"/>
               </w:rPr>
-              <w:t xml:space="preserve">R11 500</w:t>
+              <w:t xml:space="preserve">7 to 9 December 2026</w:t>
             </w:r>
           </w:p>
         </w:tc>
         <w:tc>
           <w:tcPr>
-            <w:tcW w:type="dxa" w:w="3490"/>
+            <w:tcW w:type="dxa" w:w="2800"/>
             <w:tcBorders>
               <w:top w:val="single" w:color="FFFFFF" w:sz="8"/>
               <w:left w:val="single" w:color="FFFFFF" w:sz="8"/>
               <w:bottom w:val="single" w:color="FFFFFF" w:sz="8"/>
               <w:right w:val="single" w:color="FFFFFF" w:sz="8"/>
             </w:tcBorders>
-            <w:shd w:fill="F3F6FB" w:color="auto" w:val="clear"/>
+            <w:shd w:fill="FFFFFF" w:color="auto" w:val="clear"/>
             <w:tcMar>
-              <w:top w:type="dxa" w:w="20"/>
+              <w:top w:type="dxa" w:w="60"/>
               <w:left w:type="dxa" w:w="140"/>
-              <w:bottom w:type="dxa" w:w="90"/>
+              <w:bottom w:type="dxa" w:w="60"/>
               <w:right w:type="dxa" w:w="140"/>
             </w:tcMar>
             <w:vAlign w:val="center"/>
@@ -708,17 +928,49 @@
             <w:pPr>
               <w:pStyle w:val="FieldEntry"/>
               <w:spacing w:after="0" w:before="0"/>
-              <w:jc w:val="center"/>
+              <w:jc w:val="left"/>
+            </w:pPr>
+            <w:r>
+              <w:rPr>
+                <w:b w:val="false"/>
+                <w:bCs w:val="false"/>
+                <w:color w:val="141A22"/>
+              </w:rPr>
+              <w:t xml:space="preserve">Online</w:t>
+            </w:r>
+          </w:p>
+        </w:tc>
+        <w:tc>
+          <w:tcPr>
+            <w:tcW w:type="dxa" w:w="2466"/>
+            <w:tcBorders>
+              <w:top w:val="single" w:color="FFFFFF" w:sz="8"/>
+              <w:left w:val="single" w:color="FFFFFF" w:sz="8"/>
+              <w:bottom w:val="single" w:color="FFFFFF" w:sz="8"/>
+              <w:right w:val="single" w:color="FFFFFF" w:sz="8"/>
+            </w:tcBorders>
+            <w:shd w:fill="FFFFFF" w:color="auto" w:val="clear"/>
+            <w:tcMar>
+              <w:top w:type="dxa" w:w="60"/>
+              <w:left w:type="dxa" w:w="140"/>
+              <w:bottom w:type="dxa" w:w="60"/>
+              <w:right w:type="dxa" w:w="140"/>
+            </w:tcMar>
+            <w:vAlign w:val="center"/>
+          </w:tcPr>
+          <w:p>
+            <w:pPr>
+              <w:pStyle w:val="FieldEntry"/>
+              <w:spacing w:after="0" w:before="0"/>
+              <w:jc w:val="right"/>
             </w:pPr>
             <w:r>
               <w:rPr>
                 <w:b/>
                 <w:bCs/>
                 <w:color w:val="0C2C5A"/>
-                <w:sz w:val="28"/>
-                <w:szCs w:val="28"/>
               </w:rPr>
-              <w:t xml:space="preserve">R10 900</w:t>
+              <w:t xml:space="preserve">R13,000</w:t>
             </w:r>
           </w:p>
         </w:tc>
@@ -727,10 +979,10 @@
     <w:p>
       <w:pPr>
         <w:pStyle w:val="Meta"/>
-        <w:spacing w:after="0" w:before="90"/>
-      </w:pPr>
-      <w:r>
-        <w:t xml:space="preserve">Per delegate, excluding VAT. Early booking applies 30 days before commencement. Fees cover tuition, all course materials and the Certificate of Completion. In-house programmes for your own team from R89 000 (up to 12 delegates).</w:t>
+        <w:spacing w:after="0" w:before="100"/>
+      </w:pPr>
+      <w:r>
+        <w:t xml:space="preserve">Every session runs three days, Monday to Wednesday. Fees are per delegate and exclude 15% VAT. The fee covers tuition, course materials and a certificate of completion. More dates are available on enquiry.</w:t>
       </w:r>
     </w:p>
     <w:p>
@@ -939,20 +1191,6 @@
       </w:r>
       <w:r>
         <w:t xml:space="preserve">Senior Executives preparing for broader leadership responsibilities</w:t>
-      </w:r>
-    </w:p>
-    <w:p>
-      <w:pPr>
-        <w:pStyle w:val="Closing"/>
-        <w:pBdr>
-          <w:left w:val="single" w:color="0C2C5A" w:sz="18" w:space="8"/>
-        </w:pBdr>
-        <w:shd w:fill="F3F6FB" w:color="auto" w:val="clear"/>
-        <w:spacing w:after="60" w:before="240"/>
-        <w:ind w:left="140" w:right="140"/>
-      </w:pPr>
-      <w:r>
-        <w:t xml:space="preserve">Develop the capabilities required to excel as a modern Chief Operating Officer, and become a driving force behind organisational success.</w:t>
       </w:r>
     </w:p>
     <w:p>

--- a/docs/easyuphill/EasyUphill-COO-Programme.docx
+++ b/docs/easyuphill/EasyUphill-COO-Programme.docx
@@ -174,7 +174,7 @@
                 <w:bCs/>
                 <w:color w:val="0C2C5A"/>
               </w:rPr>
-              <w:t xml:space="preserve">31 August to 2 September 2026</w:t>
+              <w:t xml:space="preserve">7 to 9 September 2026</w:t>
             </w:r>
           </w:p>
         </w:tc>
@@ -278,7 +278,7 @@
                 <w:bCs/>
                 <w:color w:val="0C2C5A"/>
               </w:rPr>
-              <w:t xml:space="preserve">14 to 16 September 2026</w:t>
+              <w:t xml:space="preserve">21 to 23 September 2026</w:t>
             </w:r>
           </w:p>
         </w:tc>
@@ -382,7 +382,7 @@
                 <w:bCs/>
                 <w:color w:val="0C2C5A"/>
               </w:rPr>
-              <w:t xml:space="preserve">28 to 30 September 2026</w:t>
+              <w:t xml:space="preserve">5 to 7 October 2026</w:t>
             </w:r>
           </w:p>
         </w:tc>
@@ -486,7 +486,7 @@
                 <w:bCs/>
                 <w:color w:val="0C2C5A"/>
               </w:rPr>
-              <w:t xml:space="preserve">12 to 14 October 2026</w:t>
+              <w:t xml:space="preserve">19 to 21 October 2026</w:t>
             </w:r>
           </w:p>
         </w:tc>
@@ -590,7 +590,7 @@
                 <w:bCs/>
                 <w:color w:val="0C2C5A"/>
               </w:rPr>
-              <w:t xml:space="preserve">26 to 28 October 2026</w:t>
+              <w:t xml:space="preserve">2 to 4 November 2026</w:t>
             </w:r>
           </w:p>
         </w:tc>
@@ -694,7 +694,7 @@
                 <w:bCs/>
                 <w:color w:val="0C2C5A"/>
               </w:rPr>
-              <w:t xml:space="preserve">9 to 11 November 2026</w:t>
+              <w:t xml:space="preserve">16 to 18 November 2026</w:t>
             </w:r>
           </w:p>
         </w:tc>
@@ -798,7 +798,7 @@
                 <w:bCs/>
                 <w:color w:val="0C2C5A"/>
               </w:rPr>
-              <w:t xml:space="preserve">23 to 25 November 2026</w:t>
+              <w:t xml:space="preserve">30 November to 2 December 2026</w:t>
             </w:r>
           </w:p>
         </w:tc>
